--- a/reports/Report2_DataTasks_EN.docx
+++ b/reports/Report2_DataTasks_EN.docx
@@ -28,7 +28,7 @@
         </w:p>
       </w:sdtContent>
     </w:sdt>
-    <w:bookmarkStart w:id="49" w:name="X8a471c74e89b0d88307cc9a6d4bf59726ca54c4"/>
+    <w:bookmarkStart w:id="70" w:name="X8a471c74e89b0d88307cc9a6d4bf59726ca54c4"/>
     <w:p>
       <w:pPr>
         <w:pStyle w:val="Heading1"/>
@@ -213,7 +213,7 @@
         <w:rPr>
           <w:rStyle w:val="VerbatimChar"/>
         </w:rPr>
-        <w:t xml:space="preserve">docs/03_DataCollection_Methods</w:t>
+        <w:t xml:space="preserve">docs/02_collection/Data_Collection_Methods</w:t>
       </w:r>
       <w:r>
         <w:t xml:space="preserve">; the source/licence/ethics statement is in</w:t>
@@ -225,7 +225,7 @@
         <w:rPr>
           <w:rStyle w:val="VerbatimChar"/>
         </w:rPr>
-        <w:t xml:space="preserve">docs/DataSource_License_Ethics</w:t>
+        <w:t xml:space="preserve">docs/02_collection/Data_Source_License_Ethics</w:t>
       </w:r>
       <w:r>
         <w:t xml:space="preserve">.</w:t>
@@ -502,7 +502,7 @@
         <w:rPr>
           <w:rStyle w:val="VerbatimChar"/>
         </w:rPr>
-        <w:t xml:space="preserve">docs/01_TargetVariable_Definition</w:t>
+        <w:t xml:space="preserve">docs/01_data_specification/Target_Variable_Definition</w:t>
       </w:r>
       <w:r>
         <w:t xml:space="preserve"> </w:t>
@@ -1362,7 +1362,7 @@
         <w:rPr>
           <w:rStyle w:val="VerbatimChar"/>
         </w:rPr>
-        <w:t xml:space="preserve">docs/07_Preprocessing_Sequence</w:t>
+        <w:t xml:space="preserve">docs/04_transformation/Preprocessing_Sequence</w:t>
       </w:r>
       <w:r>
         <w:t xml:space="preserve">).</w:t>
@@ -1563,7 +1563,7 @@
         <w:rPr>
           <w:rStyle w:val="VerbatimChar"/>
         </w:rPr>
-        <w:t xml:space="preserve">docs/02_LeakagePrevention_Rules</w:t>
+        <w:t xml:space="preserve">docs/03_cleaning/Leakage_Prevention_Rules</w:t>
       </w:r>
       <w:r>
         <w:t xml:space="preserve">. On the</w:t>
@@ -1604,7 +1604,7 @@
         <w:rPr>
           <w:rStyle w:val="VerbatimChar"/>
         </w:rPr>
-        <w:t xml:space="preserve">docs/07_Preprocessing_Sequence</w:t>
+        <w:t xml:space="preserve">docs/04_transformation/Preprocessing_Sequence</w:t>
       </w:r>
       <w:r>
         <w:t xml:space="preserve">). The split is</w:t>
@@ -1667,7 +1667,7 @@
         <w:rPr>
           <w:rStyle w:val="VerbatimChar"/>
         </w:rPr>
-        <w:t xml:space="preserve">docs/06_SplitStrategy_Analysis</w:t>
+        <w:t xml:space="preserve">docs/05_splitting/Split_Strategy_Analysis</w:t>
       </w:r>
       <w:r>
         <w:t xml:space="preserve">): train ≈ 26,104 rows, test ≈ 6,489 rows,</w:t>
@@ -1841,7 +1841,7 @@
         <w:rPr>
           <w:rStyle w:val="VerbatimChar"/>
         </w:rPr>
-        <w:t xml:space="preserve">docs/10_Reproducibility</w:t>
+        <w:t xml:space="preserve">docs/07_standards/Reproducibility</w:t>
       </w:r>
       <w:r>
         <w:t xml:space="preserve">.</w:t>
@@ -1856,7 +1856,7 @@
     </w:p>
     <w:bookmarkEnd w:id="15"/>
     <w:bookmarkEnd w:id="16"/>
-    <w:bookmarkStart w:id="47" w:name="chapter-4-exploratory-data-analysis"/>
+    <w:bookmarkStart w:id="68" w:name="chapter-4-exploratory-data-analysis"/>
     <w:p>
       <w:pPr>
         <w:pStyle w:val="Heading2"/>
@@ -1870,16 +1870,80 @@
         <w:pStyle w:val="FirstParagraph"/>
       </w:pPr>
       <w:r>
-        <w:t xml:space="preserve">All figures use the team chart standard (</w:t>
-      </w:r>
-      <w:r>
-        <w:rPr>
-          <w:rStyle w:val="VerbatimChar"/>
-        </w:rPr>
-        <w:t xml:space="preserve">docs/08_Chart_Standards</w:t>
-      </w:r>
-      <w:r>
-        <w:t xml:space="preserve">); analysis code is in</w:t>
+        <w:t xml:space="preserve">Every comparison is supported by an appropriate statistic, not visual impression alone:</w:t>
+      </w:r>
+      <w:r>
+        <w:t xml:space="preserve"> </w:t>
+      </w:r>
+      <w:r>
+        <w:rPr>
+          <w:b/>
+          <w:bCs/>
+        </w:rPr>
+        <w:t xml:space="preserve">Mann-Whitney U</w:t>
+      </w:r>
+      <w:r>
+        <w:t xml:space="preserve"> </w:t>
+      </w:r>
+      <w:r>
+        <w:t xml:space="preserve">tests (Benjamini-Hochberg corrected) with</w:t>
+      </w:r>
+      <w:r>
+        <w:t xml:space="preserve"> </w:t>
+      </w:r>
+      <w:r>
+        <w:rPr>
+          <w:b/>
+          <w:bCs/>
+        </w:rPr>
+        <w:t xml:space="preserve">Cohen’s d</w:t>
+      </w:r>
+      <w:r>
+        <w:t xml:space="preserve"> </w:t>
+      </w:r>
+      <w:r>
+        <w:t xml:space="preserve">for numeric features,</w:t>
+      </w:r>
+      <w:r>
+        <w:t xml:space="preserve"> </w:t>
+      </w:r>
+      <w:r>
+        <w:rPr>
+          <w:b/>
+          <w:bCs/>
+        </w:rPr>
+        <w:t xml:space="preserve">chi-square</w:t>
+      </w:r>
+      <w:r>
+        <w:t xml:space="preserve"> </w:t>
+      </w:r>
+      <w:r>
+        <w:t xml:space="preserve">with</w:t>
+      </w:r>
+      <w:r>
+        <w:t xml:space="preserve"> </w:t>
+      </w:r>
+      <w:r>
+        <w:rPr>
+          <w:b/>
+          <w:bCs/>
+        </w:rPr>
+        <w:t xml:space="preserve">Cramér’s V</w:t>
+      </w:r>
+      <w:r>
+        <w:t xml:space="preserve"> </w:t>
+      </w:r>
+      <w:r>
+        <w:t xml:space="preserve">for categorical features, and Pearson/Spearman correlation with an explicit leakage check. Figures follow the chart standard (</w:t>
+      </w:r>
+      <w:r>
+        <w:rPr>
+          <w:rStyle w:val="VerbatimChar"/>
+        </w:rPr>
+        <w:t xml:space="preserve">docs/07_standards/Chart_Standards</w:t>
+      </w:r>
+      <w:r>
+        <w:t xml:space="preserve">); the analysis is</w:t>
       </w:r>
       <w:r>
         <w:t xml:space="preserve"> </w:t>
@@ -1891,10 +1955,7 @@
         <w:t xml:space="preserve">src/eda/eda.py</w:t>
       </w:r>
       <w:r>
-        <w:t xml:space="preserve"> </w:t>
-      </w:r>
-      <w:r>
-        <w:t xml:space="preserve">(notebook</w:t>
+        <w:t xml:space="preserve">, narrated in notebook</w:t>
       </w:r>
       <w:r>
         <w:t xml:space="preserve"> </w:t>
@@ -1906,16 +1967,28 @@
         <w:t xml:space="preserve">02</w:t>
       </w:r>
       <w:r>
-        <w:t xml:space="preserve">).</w:t>
-      </w:r>
-    </w:p>
-    <w:bookmarkStart w:id="20" w:name="class-distribution-and-imbalance-stt-27"/>
+        <w:t xml:space="preserve">, with result tables under</w:t>
+      </w:r>
+      <w:r>
+        <w:t xml:space="preserve"> </w:t>
+      </w:r>
+      <w:r>
+        <w:rPr>
+          <w:rStyle w:val="VerbatimChar"/>
+        </w:rPr>
+        <w:t xml:space="preserve">reports/tables/</w:t>
+      </w:r>
+      <w:r>
+        <w:t xml:space="preserve">.</w:t>
+      </w:r>
+    </w:p>
+    <w:bookmarkStart w:id="20" w:name="data-quality"/>
     <w:p>
       <w:pPr>
         <w:pStyle w:val="Heading3"/>
       </w:pPr>
       <w:r>
-        <w:t xml:space="preserve">4.1 Class distribution and imbalance (STT 27)</w:t>
+        <w:t xml:space="preserve">4.0 Data quality</w:t>
       </w:r>
     </w:p>
     <w:p>
@@ -1923,36 +1996,64 @@
         <w:pStyle w:val="FirstParagraph"/>
       </w:pPr>
       <w:r>
-        <w:t xml:space="preserve">The real at-risk rate is</w:t>
-      </w:r>
-      <w:r>
-        <w:t xml:space="preserve"> </w:t>
-      </w:r>
-      <w:r>
-        <w:rPr>
-          <w:b/>
-          <w:bCs/>
-        </w:rPr>
-        <w:t xml:space="preserve">52.8%</w:t>
-      </w:r>
-      <w:r>
-        <w:t xml:space="preserve"> </w:t>
-      </w:r>
-      <w:r>
-        <w:t xml:space="preserve">(imbalance ratio 1.12 — mild). This rules out severe-imbalance assumptions but still justifies PR-AUC/recall, because the</w:t>
-      </w:r>
-      <w:r>
-        <w:t xml:space="preserve"> </w:t>
-      </w:r>
-      <w:r>
-        <w:rPr>
-          <w:b/>
-          <w:bCs/>
-        </w:rPr>
-        <w:t xml:space="preserve">at-risk positive class is the one we must not miss</w:t>
-      </w:r>
-      <w:r>
-        <w:t xml:space="preserve">.</w:t>
+        <w:t xml:space="preserve">Only three columns contain gaps:</w:t>
+      </w:r>
+      <w:r>
+        <w:t xml:space="preserve"> </w:t>
+      </w:r>
+      <w:r>
+        <w:rPr>
+          <w:rStyle w:val="VerbatimChar"/>
+        </w:rPr>
+        <w:t xml:space="preserve">date_unregistration</w:t>
+      </w:r>
+      <w:r>
+        <w:t xml:space="preserve"> </w:t>
+      </w:r>
+      <w:r>
+        <w:t xml:space="preserve">(22,521 — structurally absent for students who never withdraw, not a feature),</w:t>
+      </w:r>
+      <w:r>
+        <w:t xml:space="preserve"> </w:t>
+      </w:r>
+      <w:r>
+        <w:rPr>
+          <w:rStyle w:val="VerbatimChar"/>
+        </w:rPr>
+        <w:t xml:space="preserve">imd_band</w:t>
+      </w:r>
+      <w:r>
+        <w:t xml:space="preserve"> </w:t>
+      </w:r>
+      <w:r>
+        <w:t xml:space="preserve">(1,111 →</w:t>
+      </w:r>
+      <w:r>
+        <w:t xml:space="preserve"> </w:t>
+      </w:r>
+      <w:r>
+        <w:rPr>
+          <w:rStyle w:val="VerbatimChar"/>
+        </w:rPr>
+        <w:t xml:space="preserve">Unknown</w:t>
+      </w:r>
+      <w:r>
+        <w:t xml:space="preserve">) and</w:t>
+      </w:r>
+      <w:r>
+        <w:t xml:space="preserve"> </w:t>
+      </w:r>
+      <w:r>
+        <w:rPr>
+          <w:rStyle w:val="VerbatimChar"/>
+        </w:rPr>
+        <w:t xml:space="preserve">date_registration</w:t>
+      </w:r>
+      <w:r>
+        <w:t xml:space="preserve"> </w:t>
+      </w:r>
+      <w:r>
+        <w:t xml:space="preserve">(45 → train median). No feature column is materially incomplete.</w:t>
       </w:r>
     </w:p>
     <w:p>
@@ -1962,20 +2063,109 @@
       <w:r>
         <w:drawing>
           <wp:inline>
-            <wp:extent cx="5334000" cy="2594110"/>
+            <wp:extent cx="5334000" cy="2687289"/>
             <wp:effectExtent b="0" l="0" r="0" t="0"/>
-            <wp:docPr descr="Class distribution: final_result and the binary at_risk label" title="" id="18" name="Picture"/>
+            <wp:docPr descr="Missing values by column" title="" id="18" name="Picture"/>
             <a:graphic>
               <a:graphicData uri="http://schemas.openxmlformats.org/drawingml/2006/picture">
                 <pic:pic>
                   <pic:nvPicPr>
-                    <pic:cNvPr descr="figures/dist_class_distribution.png" id="19" name="Picture"/>
+                    <pic:cNvPr descr="figures/quality_missingness.png" id="19" name="Picture"/>
                     <pic:cNvPicPr>
                       <a:picLocks noChangeArrowheads="1" noChangeAspect="1"/>
                     </pic:cNvPicPr>
                   </pic:nvPicPr>
                   <pic:blipFill>
                     <a:blip r:embed="rId17"/>
+                    <a:stretch>
+                      <a:fillRect/>
+                    </a:stretch>
+                  </pic:blipFill>
+                  <pic:spPr bwMode="auto">
+                    <a:xfrm>
+                      <a:off x="0" y="0"/>
+                      <a:ext cx="5334000" cy="2687289"/>
+                    </a:xfrm>
+                    <a:prstGeom prst="rect">
+                      <a:avLst/>
+                    </a:prstGeom>
+                    <a:noFill/>
+                    <a:ln w="9525">
+                      <a:noFill/>
+                      <a:headEnd/>
+                      <a:tailEnd/>
+                    </a:ln>
+                  </pic:spPr>
+                </pic:pic>
+              </a:graphicData>
+            </a:graphic>
+          </wp:inline>
+        </w:drawing>
+      </w:r>
+    </w:p>
+    <w:p>
+      <w:pPr>
+        <w:pStyle w:val="ImageCaption"/>
+      </w:pPr>
+      <w:r>
+        <w:t xml:space="preserve">Missing values by column</w:t>
+      </w:r>
+    </w:p>
+    <w:bookmarkEnd w:id="20"/>
+    <w:bookmarkStart w:id="24" w:name="class-distribution-and-imbalance-stt-27"/>
+    <w:p>
+      <w:pPr>
+        <w:pStyle w:val="Heading3"/>
+      </w:pPr>
+      <w:r>
+        <w:t xml:space="preserve">4.1 Class distribution and imbalance (STT 27)</w:t>
+      </w:r>
+    </w:p>
+    <w:p>
+      <w:pPr>
+        <w:pStyle w:val="FirstParagraph"/>
+      </w:pPr>
+      <w:r>
+        <w:t xml:space="preserve">The observed at-risk rate is</w:t>
+      </w:r>
+      <w:r>
+        <w:t xml:space="preserve"> </w:t>
+      </w:r>
+      <w:r>
+        <w:rPr>
+          <w:b/>
+          <w:bCs/>
+        </w:rPr>
+        <w:t xml:space="preserve">52.8%</w:t>
+      </w:r>
+      <w:r>
+        <w:t xml:space="preserve"> </w:t>
+      </w:r>
+      <w:r>
+        <w:t xml:space="preserve">(imbalance ratio 1.12) — a slight majority, not the illustrative 68/32 on the slides. Imbalance is therefore mild (reported honestly; it frames RQ3); PR-AUC and recall on the at-risk class remain the headline metrics because a missed at-risk student is the costly error.</w:t>
+      </w:r>
+    </w:p>
+    <w:p>
+      <w:pPr>
+        <w:pStyle w:val="CaptionedFigure"/>
+      </w:pPr>
+      <w:r>
+        <w:drawing>
+          <wp:inline>
+            <wp:extent cx="5334000" cy="2594110"/>
+            <wp:effectExtent b="0" l="0" r="0" t="0"/>
+            <wp:docPr descr="Target distribution and imbalance" title="" id="22" name="Picture"/>
+            <a:graphic>
+              <a:graphicData uri="http://schemas.openxmlformats.org/drawingml/2006/picture">
+                <pic:pic>
+                  <pic:nvPicPr>
+                    <pic:cNvPr descr="figures/target_distribution.png" id="23" name="Picture"/>
+                    <pic:cNvPicPr>
+                      <a:picLocks noChangeArrowheads="1" noChangeAspect="1"/>
+                    </pic:cNvPicPr>
+                  </pic:nvPicPr>
+                  <pic:blipFill>
+                    <a:blip r:embed="rId21"/>
                     <a:stretch>
                       <a:fillRect/>
                     </a:stretch>
@@ -2007,17 +2197,17 @@
         <w:pStyle w:val="ImageCaption"/>
       </w:pPr>
       <w:r>
-        <w:t xml:space="preserve">Class distribution: final_result and the binary at_risk label</w:t>
-      </w:r>
-    </w:p>
-    <w:bookmarkEnd w:id="20"/>
-    <w:bookmarkStart w:id="27" w:name="descriptive-statistics-stt-28"/>
+        <w:t xml:space="preserve">Target distribution and imbalance</w:t>
+      </w:r>
+    </w:p>
+    <w:bookmarkEnd w:id="24"/>
+    <w:bookmarkStart w:id="34" w:name="univariate-description-stt-28"/>
     <w:p>
       <w:pPr>
         <w:pStyle w:val="Heading3"/>
       </w:pPr>
       <w:r>
-        <w:t xml:space="preserve">4.2 Descriptive statistics (STT 28)</w:t>
+        <w:t xml:space="preserve">4.2 Univariate description (STT 28)</w:t>
       </w:r>
     </w:p>
     <w:p>
@@ -2025,23 +2215,37 @@
         <w:pStyle w:val="FirstParagraph"/>
       </w:pPr>
       <w:r>
-        <w:t xml:space="preserve">Engagement features are strongly</w:t>
-      </w:r>
-      <w:r>
-        <w:t xml:space="preserve"> </w:t>
-      </w:r>
-      <w:r>
-        <w:rPr>
-          <w:b/>
-          <w:bCs/>
-        </w:rPr>
-        <w:t xml:space="preserve">right-skewed</w:t>
-      </w:r>
-      <w:r>
-        <w:t xml:space="preserve"> </w:t>
-      </w:r>
-      <w:r>
-        <w:t xml:space="preserve">—</w:t>
+        <w:t xml:space="preserve">Engagement features are strongly right-skewed and heavy-tailed —</w:t>
+      </w:r>
+      <w:r>
+        <w:t xml:space="preserve"> </w:t>
+      </w:r>
+      <w:r>
+        <w:rPr>
+          <w:rStyle w:val="VerbatimChar"/>
+        </w:rPr>
+        <w:t xml:space="preserve">clicks_resource</w:t>
+      </w:r>
+      <w:r>
+        <w:t xml:space="preserve"> </w:t>
+      </w:r>
+      <w:r>
+        <w:t xml:space="preserve">(skew ≈ 35, kurtosis ≈ 2,125),</w:t>
+      </w:r>
+      <w:r>
+        <w:t xml:space="preserve"> </w:t>
+      </w:r>
+      <w:r>
+        <w:rPr>
+          <w:rStyle w:val="VerbatimChar"/>
+        </w:rPr>
+        <w:t xml:space="preserve">clicks_url</w:t>
+      </w:r>
+      <w:r>
+        <w:t xml:space="preserve"> </w:t>
+      </w:r>
+      <w:r>
+        <w:t xml:space="preserve">(skew ≈ 13),</w:t>
       </w:r>
       <w:r>
         <w:t xml:space="preserve"> </w:t>
@@ -2056,37 +2260,7 @@
         <w:t xml:space="preserve"> </w:t>
       </w:r>
       <w:r>
-        <w:t xml:space="preserve">(skew 10.6),</w:t>
-      </w:r>
-      <w:r>
-        <w:t xml:space="preserve"> </w:t>
-      </w:r>
-      <w:r>
-        <w:rPr>
-          <w:rStyle w:val="VerbatimChar"/>
-        </w:rPr>
-        <w:t xml:space="preserve">total_clicks</w:t>
-      </w:r>
-      <w:r>
-        <w:t xml:space="preserve"> </w:t>
-      </w:r>
-      <w:r>
-        <w:t xml:space="preserve">(3.0),</w:t>
-      </w:r>
-      <w:r>
-        <w:t xml:space="preserve"> </w:t>
-      </w:r>
-      <w:r>
-        <w:rPr>
-          <w:rStyle w:val="VerbatimChar"/>
-        </w:rPr>
-        <w:t xml:space="preserve">mean_clicks_per_active_day</w:t>
-      </w:r>
-      <w:r>
-        <w:t xml:space="preserve"> </w:t>
-      </w:r>
-      <w:r>
-        <w:t xml:space="preserve">(1.6) — empirically justifying the</w:t>
+        <w:t xml:space="preserve">(skew ≈ 11) — empirically justifying the</w:t>
       </w:r>
       <w:r>
         <w:t xml:space="preserve"> </w:t>
@@ -2101,16 +2275,16 @@
         <w:t xml:space="preserve"> </w:t>
       </w:r>
       <w:r>
-        <w:t xml:space="preserve">transform. Full table:</w:t>
-      </w:r>
-      <w:r>
-        <w:t xml:space="preserve"> </w:t>
-      </w:r>
-      <w:r>
-        <w:rPr>
-          <w:rStyle w:val="VerbatimChar"/>
-        </w:rPr>
-        <w:t xml:space="preserve">reports/eda_descriptive_stats.csv</w:t>
+        <w:t xml:space="preserve">transform applied during cleaning. The full table (mean/median/std/quartiles/skew/kurtosis) is</w:t>
+      </w:r>
+      <w:r>
+        <w:t xml:space="preserve"> </w:t>
+      </w:r>
+      <w:r>
+        <w:rPr>
+          <w:rStyle w:val="VerbatimChar"/>
+        </w:rPr>
+        <w:t xml:space="preserve">reports/tables/univariate_numeric.csv</w:t>
       </w:r>
       <w:r>
         <w:t xml:space="preserve">.</w:t>
@@ -2125,18 +2299,18 @@
           <wp:inline>
             <wp:extent cx="5334000" cy="2402566"/>
             <wp:effectExtent b="0" l="0" r="0" t="0"/>
-            <wp:docPr descr="Histograms with KDE for the main numeric features" title="" id="22" name="Picture"/>
+            <wp:docPr descr="Univariate distributions (histogram + KDE), coloured by feature group" title="" id="26" name="Picture"/>
             <a:graphic>
               <a:graphicData uri="http://schemas.openxmlformats.org/drawingml/2006/picture">
                 <pic:pic>
                   <pic:nvPicPr>
-                    <pic:cNvPr descr="figures/dist_numeric_hist_kde.png" id="23" name="Picture"/>
+                    <pic:cNvPr descr="figures/univariate_hist_kde.png" id="27" name="Picture"/>
                     <pic:cNvPicPr>
                       <a:picLocks noChangeArrowheads="1" noChangeAspect="1"/>
                     </pic:cNvPicPr>
                   </pic:nvPicPr>
                   <pic:blipFill>
-                    <a:blip r:embed="rId21"/>
+                    <a:blip r:embed="rId25"/>
                     <a:stretch>
                       <a:fillRect/>
                     </a:stretch>
@@ -2170,18 +2344,18 @@
           <wp:inline>
             <wp:extent cx="5334000" cy="2370909"/>
             <wp:effectExtent b="0" l="0" r="0" t="0"/>
-            <wp:docPr descr="Boxplots for outlier inspection" title="" id="25" name="Picture"/>
+            <wp:docPr descr="Univariate boxplots (IQR outlier inspection)" title="" id="29" name="Picture"/>
             <a:graphic>
               <a:graphicData uri="http://schemas.openxmlformats.org/drawingml/2006/picture">
                 <pic:pic>
                   <pic:nvPicPr>
-                    <pic:cNvPr descr="figures/dist_numeric_boxplots.png" id="26" name="Picture"/>
+                    <pic:cNvPr descr="figures/univariate_boxplots.png" id="30" name="Picture"/>
                     <pic:cNvPicPr>
                       <a:picLocks noChangeArrowheads="1" noChangeAspect="1"/>
                     </pic:cNvPicPr>
                   </pic:nvPicPr>
                   <pic:blipFill>
-                    <a:blip r:embed="rId24"/>
+                    <a:blip r:embed="rId28"/>
                     <a:stretch>
                       <a:fillRect/>
                     </a:stretch>
@@ -2207,255 +2381,26 @@
           </wp:inline>
         </w:drawing>
       </w:r>
-    </w:p>
-    <w:bookmarkEnd w:id="27"/>
-    <w:bookmarkStart w:id="34" w:name="bivariate-analysis-vs.-the-target-stt-36"/>
-    <w:p>
-      <w:pPr>
-        <w:pStyle w:val="Heading3"/>
-      </w:pPr>
-      <w:r>
-        <w:t xml:space="preserve">4.3 Bivariate analysis vs. the target (STT 36)</w:t>
-      </w:r>
-    </w:p>
-    <w:p>
-      <w:pPr>
-        <w:pStyle w:val="FirstParagraph"/>
-      </w:pPr>
-      <w:r>
-        <w:t xml:space="preserve">Standardised mean differences (|Cohen’s d|) between classes rank the most</w:t>
-      </w:r>
-      <w:r>
-        <w:t xml:space="preserve"> </w:t>
-      </w:r>
-      <w:r>
-        <w:rPr>
-          <w:b/>
-          <w:bCs/>
-        </w:rPr>
-        <w:t xml:space="preserve">discriminative</w:t>
-      </w:r>
-      <w:r>
-        <w:t xml:space="preserve"> </w:t>
-      </w:r>
-      <w:r>
-        <w:t xml:space="preserve">features:</w:t>
-      </w:r>
-    </w:p>
-    <w:tbl>
-      <w:tblPr>
-        <w:tblStyle w:val="Table"/>
-        <w:tblW w:type="auto" w:w="0"/>
-        <w:tblLook w:firstRow="1" w:lastRow="0" w:firstColumn="0" w:lastColumn="0" w:noHBand="0" w:noVBand="0" w:val="0020"/>
-      </w:tblPr>
-      <w:tblGrid>
-        <w:gridCol w:w="3960"/>
-        <w:gridCol w:w="3960"/>
-      </w:tblGrid>
-      <w:tr>
-        <w:trPr>
-          <w:tblHeader w:val="on"/>
-        </w:trPr>
-        <w:tc>
-          <w:tcPr/>
-          <w:p>
-            <w:pPr>
-              <w:pStyle w:val="Compact"/>
-            </w:pPr>
-            <w:r>
-              <w:t xml:space="preserve">Feature</w:t>
-            </w:r>
-          </w:p>
-        </w:tc>
-        <w:tc>
-          <w:tcPr/>
-          <w:p>
-            <w:pPr>
-              <w:pStyle w:val="Compact"/>
-            </w:pPr>
-            <w:r>
-              <w:t xml:space="preserve">|Cohen’s d|</w:t>
-            </w:r>
-          </w:p>
-        </w:tc>
-      </w:tr>
-      <w:tr>
-        <w:tc>
-          <w:tcPr/>
-          <w:p>
-            <w:pPr>
-              <w:pStyle w:val="Compact"/>
-            </w:pPr>
-            <w:r>
-              <w:t xml:space="preserve">days_since_last_activity</w:t>
-            </w:r>
-          </w:p>
-        </w:tc>
-        <w:tc>
-          <w:tcPr/>
-          <w:p>
-            <w:pPr>
-              <w:pStyle w:val="Compact"/>
-            </w:pPr>
-            <w:r>
-              <w:t xml:space="preserve">2.55</w:t>
-            </w:r>
-          </w:p>
-        </w:tc>
-      </w:tr>
-      <w:tr>
-        <w:tc>
-          <w:tcPr/>
-          <w:p>
-            <w:pPr>
-              <w:pStyle w:val="Compact"/>
-            </w:pPr>
-            <w:r>
-              <w:t xml:space="preserve">n_assessments_submitted</w:t>
-            </w:r>
-          </w:p>
-        </w:tc>
-        <w:tc>
-          <w:tcPr/>
-          <w:p>
-            <w:pPr>
-              <w:pStyle w:val="Compact"/>
-            </w:pPr>
-            <w:r>
-              <w:t xml:space="preserve">2.05</w:t>
-            </w:r>
-          </w:p>
-        </w:tc>
-      </w:tr>
-      <w:tr>
-        <w:tc>
-          <w:tcPr/>
-          <w:p>
-            <w:pPr>
-              <w:pStyle w:val="Compact"/>
-            </w:pPr>
-            <w:r>
-              <w:t xml:space="preserve">weighted_score_to_date</w:t>
-            </w:r>
-          </w:p>
-        </w:tc>
-        <w:tc>
-          <w:tcPr/>
-          <w:p>
-            <w:pPr>
-              <w:pStyle w:val="Compact"/>
-            </w:pPr>
-            <w:r>
-              <w:t xml:space="preserve">1.96</w:t>
-            </w:r>
-          </w:p>
-        </w:tc>
-      </w:tr>
-      <w:tr>
-        <w:tc>
-          <w:tcPr/>
-          <w:p>
-            <w:pPr>
-              <w:pStyle w:val="Compact"/>
-            </w:pPr>
-            <w:r>
-              <w:t xml:space="preserve">n_days_active</w:t>
-            </w:r>
-          </w:p>
-        </w:tc>
-        <w:tc>
-          <w:tcPr/>
-          <w:p>
-            <w:pPr>
-              <w:pStyle w:val="Compact"/>
-            </w:pPr>
-            <w:r>
-              <w:t xml:space="preserve">1.58</w:t>
-            </w:r>
-          </w:p>
-        </w:tc>
-      </w:tr>
-      <w:tr>
-        <w:tc>
-          <w:tcPr/>
-          <w:p>
-            <w:pPr>
-              <w:pStyle w:val="Compact"/>
-            </w:pPr>
-            <w:r>
-              <w:t xml:space="preserve">mean_score_to_date</w:t>
-            </w:r>
-          </w:p>
-        </w:tc>
-        <w:tc>
-          <w:tcPr/>
-          <w:p>
-            <w:pPr>
-              <w:pStyle w:val="Compact"/>
-            </w:pPr>
-            <w:r>
-              <w:t xml:space="preserve">1.58</w:t>
-            </w:r>
-          </w:p>
-        </w:tc>
-      </w:tr>
-    </w:tbl>
-    <w:p>
-      <w:pPr>
-        <w:pStyle w:val="BodyText"/>
-      </w:pPr>
-      <w:r>
-        <w:t xml:space="preserve">Engagement and performance features dominate; demographic features are weak (</w:t>
-      </w:r>
-      <w:r>
-        <w:rPr>
-          <w:rStyle w:val="VerbatimChar"/>
-        </w:rPr>
-        <w:t xml:space="preserve">studied_credits</w:t>
-      </w:r>
-      <w:r>
-        <w:t xml:space="preserve"> </w:t>
-      </w:r>
-      <w:r>
-        <w:t xml:space="preserve">0.28,</w:t>
-      </w:r>
-      <w:r>
-        <w:t xml:space="preserve"> </w:t>
-      </w:r>
-      <w:r>
-        <w:rPr>
-          <w:rStyle w:val="VerbatimChar"/>
-        </w:rPr>
-        <w:t xml:space="preserve">num_of_prev_attempts</w:t>
-      </w:r>
-      <w:r>
-        <w:t xml:space="preserve"> </w:t>
-      </w:r>
-      <w:r>
-        <w:t xml:space="preserve">0.21).</w:t>
-      </w:r>
-    </w:p>
-    <w:p>
-      <w:pPr>
-        <w:pStyle w:val="BodyText"/>
-      </w:pPr>
+      <w:r>
+        <w:t xml:space="preserve"> </w:t>
+      </w:r>
       <w:r>
         <w:drawing>
           <wp:inline>
-            <wp:extent cx="5334000" cy="3302885"/>
+            <wp:extent cx="5334000" cy="2947799"/>
             <wp:effectExtent b="0" l="0" r="0" t="0"/>
-            <wp:docPr descr="Numeric features by at-risk class" title="" id="29" name="Picture"/>
+            <wp:docPr descr="Categorical frequency distributions" title="" id="32" name="Picture"/>
             <a:graphic>
               <a:graphicData uri="http://schemas.openxmlformats.org/drawingml/2006/picture">
                 <pic:pic>
                   <pic:nvPicPr>
-                    <pic:cNvPr descr="figures/bivar_numeric_by_label.png" id="30" name="Picture"/>
+                    <pic:cNvPr descr="figures/univariate_categorical_freq.png" id="33" name="Picture"/>
                     <pic:cNvPicPr>
                       <a:picLocks noChangeArrowheads="1" noChangeAspect="1"/>
                     </pic:cNvPicPr>
                   </pic:nvPicPr>
                   <pic:blipFill>
-                    <a:blip r:embed="rId28"/>
+                    <a:blip r:embed="rId31"/>
                     <a:stretch>
                       <a:fillRect/>
                     </a:stretch>
@@ -2463,7 +2408,7 @@
                   <pic:spPr bwMode="auto">
                     <a:xfrm>
                       <a:off x="0" y="0"/>
-                      <a:ext cx="5334000" cy="3302885"/>
+                      <a:ext cx="5334000" cy="2947799"/>
                     </a:xfrm>
                     <a:prstGeom prst="rect">
                       <a:avLst/>
@@ -2481,26 +2426,367 @@
           </wp:inline>
         </w:drawing>
       </w:r>
-      <w:r>
-        <w:t xml:space="preserve"> </w:t>
-      </w:r>
+    </w:p>
+    <w:bookmarkEnd w:id="34"/>
+    <w:bookmarkStart w:id="41" w:name="X1ed819a0125bdfd3266ccf29600abdffe594c6a"/>
+    <w:p>
+      <w:pPr>
+        <w:pStyle w:val="Heading3"/>
+      </w:pPr>
+      <w:r>
+        <w:t xml:space="preserve">4.3 Bivariate — numeric features vs. the target (STT 36)</w:t>
+      </w:r>
+    </w:p>
+    <w:p>
+      <w:pPr>
+        <w:pStyle w:val="FirstParagraph"/>
+      </w:pPr>
+      <w:r>
+        <w:t xml:space="preserve">Mann-Whitney U tests (BH-corrected) find</w:t>
+      </w:r>
+      <w:r>
+        <w:t xml:space="preserve"> </w:t>
+      </w:r>
+      <w:r>
+        <w:rPr>
+          <w:b/>
+          <w:bCs/>
+        </w:rPr>
+        <w:t xml:space="preserve">all 19 numeric features significant</w:t>
+      </w:r>
+      <w:r>
+        <w:t xml:space="preserve"> </w:t>
+      </w:r>
+      <w:r>
+        <w:t xml:space="preserve">(q &lt; 0.05) — unsurprising at n ≈ 32,593 — so</w:t>
+      </w:r>
+      <w:r>
+        <w:t xml:space="preserve"> </w:t>
+      </w:r>
+      <w:r>
+        <w:rPr>
+          <w:b/>
+          <w:bCs/>
+        </w:rPr>
+        <w:t xml:space="preserve">effect size</w:t>
+      </w:r>
+      <w:r>
+        <w:t xml:space="preserve">, not the p-value, is the discriminator. Ranked by |Cohen’s d|:</w:t>
+      </w:r>
+    </w:p>
+    <w:tbl>
+      <w:tblPr>
+        <w:tblStyle w:val="Table"/>
+        <w:tblW w:type="auto" w:w="0"/>
+        <w:tblLook w:firstRow="1" w:lastRow="0" w:firstColumn="0" w:lastColumn="0" w:noHBand="0" w:noVBand="0" w:val="0020"/>
+      </w:tblPr>
+      <w:tblGrid>
+        <w:gridCol w:w="2640"/>
+        <w:gridCol w:w="2640"/>
+        <w:gridCol w:w="2640"/>
+      </w:tblGrid>
+      <w:tr>
+        <w:trPr>
+          <w:tblHeader w:val="on"/>
+        </w:trPr>
+        <w:tc>
+          <w:tcPr/>
+          <w:p>
+            <w:pPr>
+              <w:pStyle w:val="Compact"/>
+            </w:pPr>
+            <w:r>
+              <w:t xml:space="preserve">Feature</w:t>
+            </w:r>
+          </w:p>
+        </w:tc>
+        <w:tc>
+          <w:tcPr/>
+          <w:p>
+            <w:pPr>
+              <w:pStyle w:val="Compact"/>
+            </w:pPr>
+            <w:r>
+              <w:t xml:space="preserve">Group</w:t>
+            </w:r>
+          </w:p>
+        </w:tc>
+        <w:tc>
+          <w:tcPr/>
+          <w:p>
+            <w:pPr>
+              <w:pStyle w:val="Compact"/>
+            </w:pPr>
+            <w:r>
+              <w:t xml:space="preserve">|Cohen’s d|</w:t>
+            </w:r>
+          </w:p>
+        </w:tc>
+      </w:tr>
+      <w:tr>
+        <w:tc>
+          <w:tcPr/>
+          <w:p>
+            <w:pPr>
+              <w:pStyle w:val="Compact"/>
+            </w:pPr>
+            <w:r>
+              <w:t xml:space="preserve">days_since_last_activity</w:t>
+            </w:r>
+          </w:p>
+        </w:tc>
+        <w:tc>
+          <w:tcPr/>
+          <w:p>
+            <w:pPr>
+              <w:pStyle w:val="Compact"/>
+            </w:pPr>
+            <w:r>
+              <w:t xml:space="preserve">Engagement</w:t>
+            </w:r>
+          </w:p>
+        </w:tc>
+        <w:tc>
+          <w:tcPr/>
+          <w:p>
+            <w:pPr>
+              <w:pStyle w:val="Compact"/>
+            </w:pPr>
+            <w:r>
+              <w:rPr>
+                <w:b/>
+                <w:bCs/>
+              </w:rPr>
+              <w:t xml:space="preserve">2.55</w:t>
+            </w:r>
+          </w:p>
+        </w:tc>
+      </w:tr>
+      <w:tr>
+        <w:tc>
+          <w:tcPr/>
+          <w:p>
+            <w:pPr>
+              <w:pStyle w:val="Compact"/>
+            </w:pPr>
+            <w:r>
+              <w:t xml:space="preserve">n_assessments_submitted</w:t>
+            </w:r>
+          </w:p>
+        </w:tc>
+        <w:tc>
+          <w:tcPr/>
+          <w:p>
+            <w:pPr>
+              <w:pStyle w:val="Compact"/>
+            </w:pPr>
+            <w:r>
+              <w:t xml:space="preserve">Performance</w:t>
+            </w:r>
+          </w:p>
+        </w:tc>
+        <w:tc>
+          <w:tcPr/>
+          <w:p>
+            <w:pPr>
+              <w:pStyle w:val="Compact"/>
+            </w:pPr>
+            <w:r>
+              <w:rPr>
+                <w:b/>
+                <w:bCs/>
+              </w:rPr>
+              <w:t xml:space="preserve">2.05</w:t>
+            </w:r>
+          </w:p>
+        </w:tc>
+      </w:tr>
+      <w:tr>
+        <w:tc>
+          <w:tcPr/>
+          <w:p>
+            <w:pPr>
+              <w:pStyle w:val="Compact"/>
+            </w:pPr>
+            <w:r>
+              <w:t xml:space="preserve">weighted_score_to_date</w:t>
+            </w:r>
+          </w:p>
+        </w:tc>
+        <w:tc>
+          <w:tcPr/>
+          <w:p>
+            <w:pPr>
+              <w:pStyle w:val="Compact"/>
+            </w:pPr>
+            <w:r>
+              <w:t xml:space="preserve">Performance</w:t>
+            </w:r>
+          </w:p>
+        </w:tc>
+        <w:tc>
+          <w:tcPr/>
+          <w:p>
+            <w:pPr>
+              <w:pStyle w:val="Compact"/>
+            </w:pPr>
+            <w:r>
+              <w:rPr>
+                <w:b/>
+                <w:bCs/>
+              </w:rPr>
+              <w:t xml:space="preserve">1.96</w:t>
+            </w:r>
+          </w:p>
+        </w:tc>
+      </w:tr>
+      <w:tr>
+        <w:tc>
+          <w:tcPr/>
+          <w:p>
+            <w:pPr>
+              <w:pStyle w:val="Compact"/>
+            </w:pPr>
+            <w:r>
+              <w:t xml:space="preserve">n_days_active</w:t>
+            </w:r>
+          </w:p>
+        </w:tc>
+        <w:tc>
+          <w:tcPr/>
+          <w:p>
+            <w:pPr>
+              <w:pStyle w:val="Compact"/>
+            </w:pPr>
+            <w:r>
+              <w:t xml:space="preserve">Engagement</w:t>
+            </w:r>
+          </w:p>
+        </w:tc>
+        <w:tc>
+          <w:tcPr/>
+          <w:p>
+            <w:pPr>
+              <w:pStyle w:val="Compact"/>
+            </w:pPr>
+            <w:r>
+              <w:rPr>
+                <w:b/>
+                <w:bCs/>
+              </w:rPr>
+              <w:t xml:space="preserve">1.58</w:t>
+            </w:r>
+          </w:p>
+        </w:tc>
+      </w:tr>
+      <w:tr>
+        <w:tc>
+          <w:tcPr/>
+          <w:p>
+            <w:pPr>
+              <w:pStyle w:val="Compact"/>
+            </w:pPr>
+            <w:r>
+              <w:t xml:space="preserve">mean_score_to_date</w:t>
+            </w:r>
+          </w:p>
+        </w:tc>
+        <w:tc>
+          <w:tcPr/>
+          <w:p>
+            <w:pPr>
+              <w:pStyle w:val="Compact"/>
+            </w:pPr>
+            <w:r>
+              <w:t xml:space="preserve">Performance</w:t>
+            </w:r>
+          </w:p>
+        </w:tc>
+        <w:tc>
+          <w:tcPr/>
+          <w:p>
+            <w:pPr>
+              <w:pStyle w:val="Compact"/>
+            </w:pPr>
+            <w:r>
+              <w:rPr>
+                <w:b/>
+                <w:bCs/>
+              </w:rPr>
+              <w:t xml:space="preserve">1.58</w:t>
+            </w:r>
+          </w:p>
+        </w:tc>
+      </w:tr>
+    </w:tbl>
+    <w:p>
+      <w:pPr>
+        <w:pStyle w:val="BodyText"/>
+      </w:pPr>
+      <w:r>
+        <w:t xml:space="preserve">Behaviour and performance dominate; demographics are weakest (</w:t>
+      </w:r>
+      <w:r>
+        <w:rPr>
+          <w:rStyle w:val="VerbatimChar"/>
+        </w:rPr>
+        <w:t xml:space="preserve">studied_credits</w:t>
+      </w:r>
+      <w:r>
+        <w:t xml:space="preserve"> </w:t>
+      </w:r>
+      <w:r>
+        <w:t xml:space="preserve">0.28,</w:t>
+      </w:r>
+      <w:r>
+        <w:t xml:space="preserve"> </w:t>
+      </w:r>
+      <w:r>
+        <w:rPr>
+          <w:rStyle w:val="VerbatimChar"/>
+        </w:rPr>
+        <w:t xml:space="preserve">num_of_prev_attempts</w:t>
+      </w:r>
+      <w:r>
+        <w:t xml:space="preserve"> </w:t>
+      </w:r>
+      <w:r>
+        <w:t xml:space="preserve">0.21). Full test table:</w:t>
+      </w:r>
+      <w:r>
+        <w:t xml:space="preserve"> </w:t>
+      </w:r>
+      <w:r>
+        <w:rPr>
+          <w:rStyle w:val="VerbatimChar"/>
+        </w:rPr>
+        <w:t xml:space="preserve">reports/tables/bivariate_numeric_tests.csv</w:t>
+      </w:r>
+      <w:r>
+        <w:t xml:space="preserve">.</w:t>
+      </w:r>
+    </w:p>
+    <w:p>
+      <w:pPr>
+        <w:pStyle w:val="BodyText"/>
+      </w:pPr>
       <w:r>
         <w:drawing>
           <wp:inline>
-            <wp:extent cx="5334000" cy="3045272"/>
+            <wp:extent cx="5334000" cy="3619910"/>
             <wp:effectExtent b="0" l="0" r="0" t="0"/>
-            <wp:docPr descr="At-risk rate across categorical features" title="" id="32" name="Picture"/>
+            <wp:docPr descr="Discriminative power (|Cohen’s d|), coloured by feature group" title="" id="36" name="Picture"/>
             <a:graphic>
               <a:graphicData uri="http://schemas.openxmlformats.org/drawingml/2006/picture">
                 <pic:pic>
                   <pic:nvPicPr>
-                    <pic:cNvPr descr="figures/bivar_atrisk_rate_by_category.png" id="33" name="Picture"/>
+                    <pic:cNvPr descr="figures/bivariate_effect_sizes.png" id="37" name="Picture"/>
                     <pic:cNvPicPr>
                       <a:picLocks noChangeArrowheads="1" noChangeAspect="1"/>
                     </pic:cNvPicPr>
                   </pic:nvPicPr>
                   <pic:blipFill>
-                    <a:blip r:embed="rId31"/>
+                    <a:blip r:embed="rId35"/>
                     <a:stretch>
                       <a:fillRect/>
                     </a:stretch>
@@ -2508,7 +2794,7 @@
                   <pic:spPr bwMode="auto">
                     <a:xfrm>
                       <a:off x="0" y="0"/>
-                      <a:ext cx="5334000" cy="3045272"/>
+                      <a:ext cx="5334000" cy="3619910"/>
                     </a:xfrm>
                     <a:prstGeom prst="rect">
                       <a:avLst/>
@@ -2526,143 +2812,331 @@
           </wp:inline>
         </w:drawing>
       </w:r>
-    </w:p>
-    <w:bookmarkEnd w:id="34"/>
-    <w:bookmarkStart w:id="41" w:name="correlation-analysis-stt-37"/>
-    <w:p>
-      <w:pPr>
-        <w:pStyle w:val="Heading3"/>
-      </w:pPr>
-      <w:r>
-        <w:t xml:space="preserve">4.4 Correlation analysis (STT 37)</w:t>
-      </w:r>
-    </w:p>
-    <w:p>
-      <w:pPr>
-        <w:pStyle w:val="FirstParagraph"/>
-      </w:pPr>
-      <w:r>
-        <w:t xml:space="preserve">Strongest target correlations:</w:t>
-      </w:r>
-      <w:r>
-        <w:t xml:space="preserve"> </w:t>
-      </w:r>
-      <w:r>
-        <w:rPr>
-          <w:rStyle w:val="VerbatimChar"/>
-        </w:rPr>
-        <w:t xml:space="preserve">days_since_last_activity</w:t>
-      </w:r>
-      <w:r>
-        <w:t xml:space="preserve"> </w:t>
-      </w:r>
-      <w:r>
-        <w:t xml:space="preserve">(r=0.78),</w:t>
-      </w:r>
-      <w:r>
-        <w:t xml:space="preserve"> </w:t>
-      </w:r>
-      <w:r>
-        <w:rPr>
-          <w:rStyle w:val="VerbatimChar"/>
-        </w:rPr>
-        <w:t xml:space="preserve">n_assessments_submitted</w:t>
-      </w:r>
-      <w:r>
-        <w:t xml:space="preserve"> </w:t>
-      </w:r>
-      <w:r>
-        <w:t xml:space="preserve">(0.72),</w:t>
-      </w:r>
-      <w:r>
-        <w:t xml:space="preserve"> </w:t>
-      </w:r>
-      <w:r>
-        <w:rPr>
-          <w:rStyle w:val="VerbatimChar"/>
-        </w:rPr>
-        <w:t xml:space="preserve">weighted_score_to_date</w:t>
-      </w:r>
-      <w:r>
-        <w:t xml:space="preserve"> </w:t>
-      </w:r>
-      <w:r>
-        <w:t xml:space="preserve">(0.71),</w:t>
-      </w:r>
-      <w:r>
-        <w:t xml:space="preserve"> </w:t>
-      </w:r>
-      <w:r>
-        <w:rPr>
-          <w:rStyle w:val="VerbatimChar"/>
-        </w:rPr>
-        <w:t xml:space="preserve">n_days_active</w:t>
-      </w:r>
-      <w:r>
-        <w:t xml:space="preserve"> </w:t>
-      </w:r>
-      <w:r>
-        <w:t xml:space="preserve">(0.63). The strongest feature–feature pair is</w:t>
-      </w:r>
-      <w:r>
-        <w:t xml:space="preserve"> </w:t>
-      </w:r>
-      <w:r>
-        <w:rPr>
-          <w:rStyle w:val="VerbatimChar"/>
-        </w:rPr>
-        <w:t xml:space="preserve">n_days_active</w:t>
-      </w:r>
-      <w:r>
-        <w:t xml:space="preserve">–</w:t>
-      </w:r>
-      <w:r>
-        <w:rPr>
-          <w:rStyle w:val="VerbatimChar"/>
-        </w:rPr>
-        <w:t xml:space="preserve">total_clicks</w:t>
-      </w:r>
-      <w:r>
-        <w:t xml:space="preserve"> </w:t>
-      </w:r>
-      <w:r>
-        <w:t xml:space="preserve">(0.84).</w:t>
-      </w:r>
-      <w:r>
-        <w:t xml:space="preserve"> </w:t>
-      </w:r>
-      <w:r>
-        <w:rPr>
-          <w:b/>
-          <w:bCs/>
-        </w:rPr>
-        <w:t xml:space="preserve">No feature correlates ≥0.95 with the target</w:t>
-      </w:r>
-      <w:r>
-        <w:t xml:space="preserve">, so no leakage feature is flagged.</w:t>
-      </w:r>
-    </w:p>
-    <w:p>
-      <w:pPr>
-        <w:pStyle w:val="BodyText"/>
-      </w:pPr>
+      <w:r>
+        <w:t xml:space="preserve"> </w:t>
+      </w:r>
       <w:r>
         <w:drawing>
           <wp:inline>
-            <wp:extent cx="5334000" cy="4641828"/>
+            <wp:extent cx="5334000" cy="3347878"/>
             <wp:effectExtent b="0" l="0" r="0" t="0"/>
-            <wp:docPr descr="Pearson correlation matrix" title="" id="36" name="Picture"/>
+            <wp:docPr descr="The six strongest numeric features by class" title="" id="39" name="Picture"/>
             <a:graphic>
               <a:graphicData uri="http://schemas.openxmlformats.org/drawingml/2006/picture">
                 <pic:pic>
                   <pic:nvPicPr>
-                    <pic:cNvPr descr="figures/corr_pearson.png" id="37" name="Picture"/>
+                    <pic:cNvPr descr="figures/bivariate_top_boxplots.png" id="40" name="Picture"/>
                     <pic:cNvPicPr>
                       <a:picLocks noChangeArrowheads="1" noChangeAspect="1"/>
                     </pic:cNvPicPr>
                   </pic:nvPicPr>
                   <pic:blipFill>
-                    <a:blip r:embed="rId35"/>
+                    <a:blip r:embed="rId38"/>
+                    <a:stretch>
+                      <a:fillRect/>
+                    </a:stretch>
+                  </pic:blipFill>
+                  <pic:spPr bwMode="auto">
+                    <a:xfrm>
+                      <a:off x="0" y="0"/>
+                      <a:ext cx="5334000" cy="3347878"/>
+                    </a:xfrm>
+                    <a:prstGeom prst="rect">
+                      <a:avLst/>
+                    </a:prstGeom>
+                    <a:noFill/>
+                    <a:ln w="9525">
+                      <a:noFill/>
+                      <a:headEnd/>
+                      <a:tailEnd/>
+                    </a:ln>
+                  </pic:spPr>
+                </pic:pic>
+              </a:graphicData>
+            </a:graphic>
+          </wp:inline>
+        </w:drawing>
+      </w:r>
+    </w:p>
+    <w:bookmarkEnd w:id="41"/>
+    <w:bookmarkStart w:id="45" w:name="X4170f45b43f4f6ec3e7c1dde3c482d0c1a0b787"/>
+    <w:p>
+      <w:pPr>
+        <w:pStyle w:val="Heading3"/>
+      </w:pPr>
+      <w:r>
+        <w:t xml:space="preserve">4.4 Bivariate — categorical features vs. the target</w:t>
+      </w:r>
+    </w:p>
+    <w:p>
+      <w:pPr>
+        <w:pStyle w:val="FirstParagraph"/>
+      </w:pPr>
+      <w:r>
+        <w:t xml:space="preserve">Chi-square tests are significant, but the</w:t>
+      </w:r>
+      <w:r>
+        <w:t xml:space="preserve"> </w:t>
+      </w:r>
+      <w:r>
+        <w:rPr>
+          <w:b/>
+          <w:bCs/>
+        </w:rPr>
+        <w:t xml:space="preserve">Cramér’s V</w:t>
+      </w:r>
+      <w:r>
+        <w:t xml:space="preserve"> </w:t>
+      </w:r>
+      <w:r>
+        <w:t xml:space="preserve">effect sizes are small:</w:t>
+      </w:r>
+      <w:r>
+        <w:t xml:space="preserve"> </w:t>
+      </w:r>
+      <w:r>
+        <w:rPr>
+          <w:rStyle w:val="VerbatimChar"/>
+        </w:rPr>
+        <w:t xml:space="preserve">highest_education</w:t>
+      </w:r>
+      <w:r>
+        <w:t xml:space="preserve"> </w:t>
+      </w:r>
+      <w:r>
+        <w:t xml:space="preserve">(0.15) and</w:t>
+      </w:r>
+      <w:r>
+        <w:t xml:space="preserve"> </w:t>
+      </w:r>
+      <w:r>
+        <w:rPr>
+          <w:rStyle w:val="VerbatimChar"/>
+        </w:rPr>
+        <w:t xml:space="preserve">imd_band</w:t>
+      </w:r>
+      <w:r>
+        <w:t xml:space="preserve"> </w:t>
+      </w:r>
+      <w:r>
+        <w:t xml:space="preserve">(0.15) lead, while</w:t>
+      </w:r>
+      <w:r>
+        <w:t xml:space="preserve"> </w:t>
+      </w:r>
+      <w:r>
+        <w:rPr>
+          <w:rStyle w:val="VerbatimChar"/>
+        </w:rPr>
+        <w:t xml:space="preserve">gender</w:t>
+      </w:r>
+      <w:r>
+        <w:t xml:space="preserve"> </w:t>
+      </w:r>
+      <w:r>
+        <w:t xml:space="preserve">(0.02) is negligible. Demographics carry limited standalone signal and are best retained for fairness analysis rather than predictive reliance.</w:t>
+      </w:r>
+    </w:p>
+    <w:p>
+      <w:pPr>
+        <w:pStyle w:val="CaptionedFigure"/>
+      </w:pPr>
+      <w:r>
+        <w:drawing>
+          <wp:inline>
+            <wp:extent cx="5334000" cy="2973431"/>
+            <wp:effectExtent b="0" l="0" r="0" t="0"/>
+            <wp:docPr descr="At-risk rate across categorical levels (dashed = overall 52.8%)" title="" id="43" name="Picture"/>
+            <a:graphic>
+              <a:graphicData uri="http://schemas.openxmlformats.org/drawingml/2006/picture">
+                <pic:pic>
+                  <pic:nvPicPr>
+                    <pic:cNvPr descr="figures/bivariate_categorical_rate.png" id="44" name="Picture"/>
+                    <pic:cNvPicPr>
+                      <a:picLocks noChangeArrowheads="1" noChangeAspect="1"/>
+                    </pic:cNvPicPr>
+                  </pic:nvPicPr>
+                  <pic:blipFill>
+                    <a:blip r:embed="rId42"/>
+                    <a:stretch>
+                      <a:fillRect/>
+                    </a:stretch>
+                  </pic:blipFill>
+                  <pic:spPr bwMode="auto">
+                    <a:xfrm>
+                      <a:off x="0" y="0"/>
+                      <a:ext cx="5334000" cy="2973431"/>
+                    </a:xfrm>
+                    <a:prstGeom prst="rect">
+                      <a:avLst/>
+                    </a:prstGeom>
+                    <a:noFill/>
+                    <a:ln w="9525">
+                      <a:noFill/>
+                      <a:headEnd/>
+                      <a:tailEnd/>
+                    </a:ln>
+                  </pic:spPr>
+                </pic:pic>
+              </a:graphicData>
+            </a:graphic>
+          </wp:inline>
+        </w:drawing>
+      </w:r>
+    </w:p>
+    <w:p>
+      <w:pPr>
+        <w:pStyle w:val="ImageCaption"/>
+      </w:pPr>
+      <w:r>
+        <w:t xml:space="preserve">At-risk rate across categorical levels (dashed = overall 52.8%)</w:t>
+      </w:r>
+    </w:p>
+    <w:bookmarkEnd w:id="45"/>
+    <w:bookmarkStart w:id="55" w:name="Xe3aa3a0f768ed4b2e9d6a871b9bf327cb8dcd30"/>
+    <w:p>
+      <w:pPr>
+        <w:pStyle w:val="Heading3"/>
+      </w:pPr>
+      <w:r>
+        <w:t xml:space="preserve">4.5 Multivariate — correlation, multicollinearity, leakage (STT 37)</w:t>
+      </w:r>
+    </w:p>
+    <w:p>
+      <w:pPr>
+        <w:pStyle w:val="FirstParagraph"/>
+      </w:pPr>
+      <w:r>
+        <w:t xml:space="preserve">Pearson and Spearman agree on the structure. Two pairs are multicollinear (|r| ≥ 0.8):</w:t>
+      </w:r>
+      <w:r>
+        <w:t xml:space="preserve"> </w:t>
+      </w:r>
+      <w:r>
+        <w:rPr>
+          <w:rStyle w:val="VerbatimChar"/>
+        </w:rPr>
+        <w:t xml:space="preserve">n_days_active</w:t>
+      </w:r>
+      <w:r>
+        <w:t xml:space="preserve">–</w:t>
+      </w:r>
+      <w:r>
+        <w:rPr>
+          <w:rStyle w:val="VerbatimChar"/>
+        </w:rPr>
+        <w:t xml:space="preserve">total_clicks</w:t>
+      </w:r>
+      <w:r>
+        <w:t xml:space="preserve"> </w:t>
+      </w:r>
+      <w:r>
+        <w:t xml:space="preserve">(0.84) and</w:t>
+      </w:r>
+      <w:r>
+        <w:t xml:space="preserve"> </w:t>
+      </w:r>
+      <w:r>
+        <w:rPr>
+          <w:rStyle w:val="VerbatimChar"/>
+        </w:rPr>
+        <w:t xml:space="preserve">days_since_last_activity</w:t>
+      </w:r>
+      <w:r>
+        <w:t xml:space="preserve">–</w:t>
+      </w:r>
+      <w:r>
+        <w:rPr>
+          <w:rStyle w:val="VerbatimChar"/>
+        </w:rPr>
+        <w:t xml:space="preserve">n_assessments_submitted</w:t>
+      </w:r>
+      <w:r>
+        <w:t xml:space="preserve"> </w:t>
+      </w:r>
+      <w:r>
+        <w:t xml:space="preserve">(−0.83) — relevant to explanation stability (RQ2). Strongest target correlations:</w:t>
+      </w:r>
+      <w:r>
+        <w:t xml:space="preserve"> </w:t>
+      </w:r>
+      <w:r>
+        <w:rPr>
+          <w:rStyle w:val="VerbatimChar"/>
+        </w:rPr>
+        <w:t xml:space="preserve">days_since_last_activity</w:t>
+      </w:r>
+      <w:r>
+        <w:t xml:space="preserve"> </w:t>
+      </w:r>
+      <w:r>
+        <w:t xml:space="preserve">(0.78),</w:t>
+      </w:r>
+      <w:r>
+        <w:t xml:space="preserve"> </w:t>
+      </w:r>
+      <w:r>
+        <w:rPr>
+          <w:rStyle w:val="VerbatimChar"/>
+        </w:rPr>
+        <w:t xml:space="preserve">n_assessments_submitted</w:t>
+      </w:r>
+      <w:r>
+        <w:t xml:space="preserve"> </w:t>
+      </w:r>
+      <w:r>
+        <w:t xml:space="preserve">(0.72),</w:t>
+      </w:r>
+      <w:r>
+        <w:t xml:space="preserve"> </w:t>
+      </w:r>
+      <w:r>
+        <w:rPr>
+          <w:rStyle w:val="VerbatimChar"/>
+        </w:rPr>
+        <w:t xml:space="preserve">weighted_score_to_date</w:t>
+      </w:r>
+      <w:r>
+        <w:t xml:space="preserve"> </w:t>
+      </w:r>
+      <w:r>
+        <w:t xml:space="preserve">(0.71).</w:t>
+      </w:r>
+      <w:r>
+        <w:t xml:space="preserve"> </w:t>
+      </w:r>
+      <w:r>
+        <w:rPr>
+          <w:b/>
+          <w:bCs/>
+        </w:rPr>
+        <w:t xml:space="preserve">No feature correlates ≥ 0.95 with the target</w:t>
+      </w:r>
+      <w:r>
+        <w:t xml:space="preserve">, so none acts as a leakage proxy.</w:t>
+      </w:r>
+    </w:p>
+    <w:p>
+      <w:pPr>
+        <w:pStyle w:val="BodyText"/>
+      </w:pPr>
+      <w:r>
+        <w:drawing>
+          <wp:inline>
+            <wp:extent cx="5334000" cy="4641828"/>
+            <wp:effectExtent b="0" l="0" r="0" t="0"/>
+            <wp:docPr descr="Pearson correlation matrix" title="" id="47" name="Picture"/>
+            <a:graphic>
+              <a:graphicData uri="http://schemas.openxmlformats.org/drawingml/2006/picture">
+                <pic:pic>
+                  <pic:nvPicPr>
+                    <pic:cNvPr descr="figures/corr_pearson.png" id="48" name="Picture"/>
+                    <pic:cNvPicPr>
+                      <a:picLocks noChangeArrowheads="1" noChangeAspect="1"/>
+                    </pic:cNvPicPr>
+                  </pic:nvPicPr>
+                  <pic:blipFill>
+                    <a:blip r:embed="rId46"/>
                     <a:stretch>
                       <a:fillRect/>
                     </a:stretch>
@@ -2696,18 +3170,18 @@
           <wp:inline>
             <wp:extent cx="5334000" cy="4641828"/>
             <wp:effectExtent b="0" l="0" r="0" t="0"/>
-            <wp:docPr descr="Spearman correlation matrix" title="" id="39" name="Picture"/>
+            <wp:docPr descr="Spearman correlation matrix" title="" id="50" name="Picture"/>
             <a:graphic>
               <a:graphicData uri="http://schemas.openxmlformats.org/drawingml/2006/picture">
                 <pic:pic>
                   <pic:nvPicPr>
-                    <pic:cNvPr descr="figures/corr_spearman.png" id="40" name="Picture"/>
+                    <pic:cNvPr descr="figures/corr_spearman.png" id="51" name="Picture"/>
                     <pic:cNvPicPr>
                       <a:picLocks noChangeArrowheads="1" noChangeAspect="1"/>
                     </pic:cNvPicPr>
                   </pic:nvPicPr>
                   <pic:blipFill>
-                    <a:blip r:embed="rId38"/>
+                    <a:blip r:embed="rId49"/>
                     <a:stretch>
                       <a:fillRect/>
                     </a:stretch>
@@ -2733,108 +3207,26 @@
           </wp:inline>
         </w:drawing>
       </w:r>
-    </w:p>
-    <w:bookmarkEnd w:id="41"/>
-    <w:bookmarkStart w:id="45" w:name="time-aware-eda-stt-38"/>
-    <w:p>
-      <w:pPr>
-        <w:pStyle w:val="Heading3"/>
-      </w:pPr>
-      <w:r>
-        <w:t xml:space="preserve">4.5 Time-aware EDA (STT 38)</w:t>
-      </w:r>
-    </w:p>
-    <w:p>
-      <w:pPr>
-        <w:pStyle w:val="FirstParagraph"/>
-      </w:pPr>
-      <w:r>
-        <w:t xml:space="preserve">The between-class gap in mean</w:t>
-      </w:r>
-      <w:r>
-        <w:t xml:space="preserve"> </w:t>
-      </w:r>
-      <w:r>
-        <w:rPr>
-          <w:rStyle w:val="VerbatimChar"/>
-        </w:rPr>
-        <w:t xml:space="preserve">total_clicks</w:t>
-      </w:r>
-      <w:r>
-        <w:t xml:space="preserve"> </w:t>
-      </w:r>
-      <w:r>
-        <w:t xml:space="preserve">widens monotonically —</w:t>
-      </w:r>
-      <w:r>
-        <w:t xml:space="preserve"> </w:t>
-      </w:r>
-      <w:r>
-        <w:rPr>
-          <w:b/>
-          <w:bCs/>
-        </w:rPr>
-        <w:t xml:space="preserve">237 → 397 → 653 → 1,027 → 1,340 → 1,616</w:t>
-      </w:r>
-      <w:r>
-        <w:t xml:space="preserve"> </w:t>
-      </w:r>
-      <w:r>
-        <w:t xml:space="preserve">from t=10%→100% — and</w:t>
-      </w:r>
-      <w:r>
-        <w:t xml:space="preserve"> </w:t>
-      </w:r>
-      <w:r>
-        <w:rPr>
-          <w:rStyle w:val="VerbatimChar"/>
-        </w:rPr>
-        <w:t xml:space="preserve">n_days_active</w:t>
-      </w:r>
-      <w:r>
-        <w:t xml:space="preserve"> </w:t>
-      </w:r>
-      <w:r>
-        <w:t xml:space="preserve">likewise. The mean-score gap</w:t>
-      </w:r>
-      <w:r>
-        <w:t xml:space="preserve"> </w:t>
-      </w:r>
-      <w:r>
-        <w:rPr>
-          <w:b/>
-          <w:bCs/>
-        </w:rPr>
-        <w:t xml:space="preserve">saturates near t≈40%</w:t>
-      </w:r>
-      <w:r>
-        <w:t xml:space="preserve"> </w:t>
-      </w:r>
-      <w:r>
-        <w:t xml:space="preserve">(29.5 → 35.8 → 40.8, then flat).</w:t>
-      </w:r>
-    </w:p>
-    <w:p>
-      <w:pPr>
-        <w:pStyle w:val="CaptionedFigure"/>
-      </w:pPr>
+      <w:r>
+        <w:t xml:space="preserve"> </w:t>
+      </w:r>
       <w:r>
         <w:drawing>
           <wp:inline>
-            <wp:extent cx="5334000" cy="1805132"/>
+            <wp:extent cx="5334000" cy="3463962"/>
             <wp:effectExtent b="0" l="0" r="0" t="0"/>
-            <wp:docPr descr="Time-aware behaviour by class across checkpoints" title="" id="43" name="Picture"/>
+            <wp:docPr descr="Correlation of features with the target" title="" id="53" name="Picture"/>
             <a:graphic>
               <a:graphicData uri="http://schemas.openxmlformats.org/drawingml/2006/picture">
                 <pic:pic>
                   <pic:nvPicPr>
-                    <pic:cNvPr descr="figures/time_trends_by_label.png" id="44" name="Picture"/>
+                    <pic:cNvPr descr="figures/corr_with_target.png" id="54" name="Picture"/>
                     <pic:cNvPicPr>
                       <a:picLocks noChangeArrowheads="1" noChangeAspect="1"/>
                     </pic:cNvPicPr>
                   </pic:nvPicPr>
                   <pic:blipFill>
-                    <a:blip r:embed="rId42"/>
+                    <a:blip r:embed="rId52"/>
                     <a:stretch>
                       <a:fillRect/>
                     </a:stretch>
@@ -2842,7 +3234,7 @@
                   <pic:spPr bwMode="auto">
                     <a:xfrm>
                       <a:off x="0" y="0"/>
-                      <a:ext cx="5334000" cy="1805132"/>
+                      <a:ext cx="5334000" cy="3463962"/>
                     </a:xfrm>
                     <a:prstGeom prst="rect">
                       <a:avLst/>
@@ -2861,22 +3253,459 @@
         </w:drawing>
       </w:r>
     </w:p>
+    <w:bookmarkEnd w:id="55"/>
+    <w:bookmarkStart w:id="62" w:name="X72028272aaeb99580bb8edbcb7e62ce055cec1b"/>
+    <w:p>
+      <w:pPr>
+        <w:pStyle w:val="Heading3"/>
+      </w:pPr>
+      <w:r>
+        <w:t xml:space="preserve">4.6 Time-aware analysis — when does the signal emerge? (STT 38, RQ1)</w:t>
+      </w:r>
+    </w:p>
+    <w:p>
+      <w:pPr>
+        <w:pStyle w:val="FirstParagraph"/>
+      </w:pPr>
+      <w:r>
+        <w:t xml:space="preserve">Tracking</w:t>
+      </w:r>
+      <w:r>
+        <w:t xml:space="preserve"> </w:t>
+      </w:r>
+      <w:r>
+        <w:rPr>
+          <w:b/>
+          <w:bCs/>
+        </w:rPr>
+        <w:t xml:space="preserve">|Cohen’s d| per checkpoint</w:t>
+      </w:r>
+      <w:r>
+        <w:t xml:space="preserve"> </w:t>
+      </w:r>
+      <w:r>
+        <w:t xml:space="preserve">shows how class separability grows as the course progresses.</w:t>
+      </w:r>
+      <w:r>
+        <w:t xml:space="preserve"> </w:t>
+      </w:r>
+      <w:r>
+        <w:rPr>
+          <w:rStyle w:val="VerbatimChar"/>
+        </w:rPr>
+        <w:t xml:space="preserve">n_days_active</w:t>
+      </w:r>
+      <w:r>
+        <w:t xml:space="preserve"> </w:t>
+      </w:r>
+      <w:r>
+        <w:t xml:space="preserve">already exceeds the large-effect threshold (d ≥ 0.8) at</w:t>
+      </w:r>
+      <w:r>
+        <w:t xml:space="preserve"> </w:t>
+      </w:r>
+      <w:r>
+        <w:rPr>
+          <w:b/>
+          <w:bCs/>
+        </w:rPr>
+        <w:t xml:space="preserve">t = 10%</w:t>
+      </w:r>
+      <w:r>
+        <w:t xml:space="preserve">; the score and submission features cross it by</w:t>
+      </w:r>
+      <w:r>
+        <w:t xml:space="preserve"> </w:t>
+      </w:r>
+      <w:r>
+        <w:rPr>
+          <w:b/>
+          <w:bCs/>
+        </w:rPr>
+        <w:t xml:space="preserve">t = 20%</w:t>
+      </w:r>
+      <w:r>
+        <w:t xml:space="preserve">;</w:t>
+      </w:r>
+      <w:r>
+        <w:t xml:space="preserve"> </w:t>
+      </w:r>
+      <w:r>
+        <w:rPr>
+          <w:rStyle w:val="VerbatimChar"/>
+        </w:rPr>
+        <w:t xml:space="preserve">days_since_last_activity</w:t>
+      </w:r>
+      <w:r>
+        <w:t xml:space="preserve"> </w:t>
+      </w:r>
+      <w:r>
+        <w:t xml:space="preserve">by</w:t>
+      </w:r>
+      <w:r>
+        <w:t xml:space="preserve"> </w:t>
+      </w:r>
+      <w:r>
+        <w:rPr>
+          <w:b/>
+          <w:bCs/>
+        </w:rPr>
+        <w:t xml:space="preserve">t = 40%</w:t>
+      </w:r>
+      <w:r>
+        <w:t xml:space="preserve">. The behavioural signal is therefore actionable from ~20–40% of course length, grounding the RQ1 schedule in evidence.</w:t>
+      </w:r>
+    </w:p>
+    <w:tbl>
+      <w:tblPr>
+        <w:tblStyle w:val="Table"/>
+        <w:tblW w:type="pct" w:w="5000"/>
+        <w:tblLayout w:type="fixed"/>
+        <w:tblLook w:firstRow="1" w:lastRow="0" w:firstColumn="0" w:lastColumn="0" w:noHBand="0" w:noVBand="0" w:val="0020"/>
+      </w:tblPr>
+      <w:tblGrid>
+        <w:gridCol w:w="3960"/>
+        <w:gridCol w:w="3960"/>
+      </w:tblGrid>
+      <w:tr>
+        <w:trPr>
+          <w:tblHeader w:val="on"/>
+        </w:trPr>
+        <w:tc>
+          <w:tcPr/>
+          <w:p>
+            <w:pPr>
+              <w:pStyle w:val="Compact"/>
+            </w:pPr>
+            <w:r>
+              <w:t xml:space="preserve">Feature</w:t>
+            </w:r>
+          </w:p>
+        </w:tc>
+        <w:tc>
+          <w:tcPr/>
+          <w:p>
+            <w:pPr>
+              <w:pStyle w:val="Compact"/>
+            </w:pPr>
+            <w:r>
+              <w:t xml:space="preserve">earliest</w:t>
+            </w:r>
+            <w:r>
+              <w:t xml:space="preserve"> </w:t>
+            </w:r>
+            <w:r>
+              <w:rPr>
+                <w:i/>
+                <w:iCs/>
+              </w:rPr>
+              <w:t xml:space="preserve">t</w:t>
+            </w:r>
+            <w:r>
+              <w:t xml:space="preserve"> </w:t>
+            </w:r>
+            <w:r>
+              <w:t xml:space="preserve">with |d| ≥ 0.8</w:t>
+            </w:r>
+          </w:p>
+        </w:tc>
+      </w:tr>
+      <w:tr>
+        <w:tc>
+          <w:tcPr/>
+          <w:p>
+            <w:pPr>
+              <w:pStyle w:val="Compact"/>
+            </w:pPr>
+            <w:r>
+              <w:t xml:space="preserve">n_days_active</w:t>
+            </w:r>
+          </w:p>
+        </w:tc>
+        <w:tc>
+          <w:tcPr/>
+          <w:p>
+            <w:pPr>
+              <w:pStyle w:val="Compact"/>
+            </w:pPr>
+            <w:r>
+              <w:t xml:space="preserve">10%</w:t>
+            </w:r>
+          </w:p>
+        </w:tc>
+      </w:tr>
+      <w:tr>
+        <w:tc>
+          <w:tcPr/>
+          <w:p>
+            <w:pPr>
+              <w:pStyle w:val="Compact"/>
+            </w:pPr>
+            <w:r>
+              <w:t xml:space="preserve">mean_score_to_date · n_assessments_submitted · weighted_score_to_date</w:t>
+            </w:r>
+          </w:p>
+        </w:tc>
+        <w:tc>
+          <w:tcPr/>
+          <w:p>
+            <w:pPr>
+              <w:pStyle w:val="Compact"/>
+            </w:pPr>
+            <w:r>
+              <w:t xml:space="preserve">20%</w:t>
+            </w:r>
+          </w:p>
+        </w:tc>
+      </w:tr>
+      <w:tr>
+        <w:tc>
+          <w:tcPr/>
+          <w:p>
+            <w:pPr>
+              <w:pStyle w:val="Compact"/>
+            </w:pPr>
+            <w:r>
+              <w:t xml:space="preserve">days_since_last_activity</w:t>
+            </w:r>
+          </w:p>
+        </w:tc>
+        <w:tc>
+          <w:tcPr/>
+          <w:p>
+            <w:pPr>
+              <w:pStyle w:val="Compact"/>
+            </w:pPr>
+            <w:r>
+              <w:t xml:space="preserve">40%</w:t>
+            </w:r>
+          </w:p>
+        </w:tc>
+      </w:tr>
+      <w:tr>
+        <w:tc>
+          <w:tcPr/>
+          <w:p>
+            <w:pPr>
+              <w:pStyle w:val="Compact"/>
+            </w:pPr>
+            <w:r>
+              <w:t xml:space="preserve">total_clicks</w:t>
+            </w:r>
+          </w:p>
+        </w:tc>
+        <w:tc>
+          <w:tcPr/>
+          <w:p>
+            <w:pPr>
+              <w:pStyle w:val="Compact"/>
+            </w:pPr>
+            <w:r>
+              <w:t xml:space="preserve">60%</w:t>
+            </w:r>
+          </w:p>
+        </w:tc>
+      </w:tr>
+    </w:tbl>
+    <w:p>
+      <w:pPr>
+        <w:pStyle w:val="BodyText"/>
+      </w:pPr>
+      <w:r>
+        <w:drawing>
+          <wp:inline>
+            <wp:extent cx="5334000" cy="1511968"/>
+            <wp:effectExtent b="0" l="0" r="0" t="0"/>
+            <wp:docPr descr="Mean feature trajectory by class across checkpoints" title="" id="57" name="Picture"/>
+            <a:graphic>
+              <a:graphicData uri="http://schemas.openxmlformats.org/drawingml/2006/picture">
+                <pic:pic>
+                  <pic:nvPicPr>
+                    <pic:cNvPr descr="figures/time_mean_trajectory.png" id="58" name="Picture"/>
+                    <pic:cNvPicPr>
+                      <a:picLocks noChangeArrowheads="1" noChangeAspect="1"/>
+                    </pic:cNvPicPr>
+                  </pic:nvPicPr>
+                  <pic:blipFill>
+                    <a:blip r:embed="rId56"/>
+                    <a:stretch>
+                      <a:fillRect/>
+                    </a:stretch>
+                  </pic:blipFill>
+                  <pic:spPr bwMode="auto">
+                    <a:xfrm>
+                      <a:off x="0" y="0"/>
+                      <a:ext cx="5334000" cy="1511968"/>
+                    </a:xfrm>
+                    <a:prstGeom prst="rect">
+                      <a:avLst/>
+                    </a:prstGeom>
+                    <a:noFill/>
+                    <a:ln w="9525">
+                      <a:noFill/>
+                      <a:headEnd/>
+                      <a:tailEnd/>
+                    </a:ln>
+                  </pic:spPr>
+                </pic:pic>
+              </a:graphicData>
+            </a:graphic>
+          </wp:inline>
+        </w:drawing>
+      </w:r>
+      <w:r>
+        <w:t xml:space="preserve"> </w:t>
+      </w:r>
+      <w:r>
+        <w:drawing>
+          <wp:inline>
+            <wp:extent cx="5334000" cy="3414255"/>
+            <wp:effectExtent b="0" l="0" r="0" t="0"/>
+            <wp:docPr descr="Discrimination growth across checkpoints (RQ1)" title="" id="60" name="Picture"/>
+            <a:graphic>
+              <a:graphicData uri="http://schemas.openxmlformats.org/drawingml/2006/picture">
+                <pic:pic>
+                  <pic:nvPicPr>
+                    <pic:cNvPr descr="figures/time_discrimination_curve.png" id="61" name="Picture"/>
+                    <pic:cNvPicPr>
+                      <a:picLocks noChangeArrowheads="1" noChangeAspect="1"/>
+                    </pic:cNvPicPr>
+                  </pic:nvPicPr>
+                  <pic:blipFill>
+                    <a:blip r:embed="rId59"/>
+                    <a:stretch>
+                      <a:fillRect/>
+                    </a:stretch>
+                  </pic:blipFill>
+                  <pic:spPr bwMode="auto">
+                    <a:xfrm>
+                      <a:off x="0" y="0"/>
+                      <a:ext cx="5334000" cy="3414255"/>
+                    </a:xfrm>
+                    <a:prstGeom prst="rect">
+                      <a:avLst/>
+                    </a:prstGeom>
+                    <a:noFill/>
+                    <a:ln w="9525">
+                      <a:noFill/>
+                      <a:headEnd/>
+                      <a:tailEnd/>
+                    </a:ln>
+                  </pic:spPr>
+                </pic:pic>
+              </a:graphicData>
+            </a:graphic>
+          </wp:inline>
+        </w:drawing>
+      </w:r>
+    </w:p>
+    <w:bookmarkEnd w:id="62"/>
+    <w:bookmarkStart w:id="66" w:name="X96bbc7bc11811c449b270b3e9bc2b5b7509a4d5"/>
+    <w:p>
+      <w:pPr>
+        <w:pStyle w:val="Heading3"/>
+      </w:pPr>
+      <w:r>
+        <w:t xml:space="preserve">4.7 The Withdrawn early-warning signal (Step-0 Option A)</w:t>
+      </w:r>
+    </w:p>
+    <w:p>
+      <w:pPr>
+        <w:pStyle w:val="FirstParagraph"/>
+      </w:pPr>
+      <w:r>
+        <w:t xml:space="preserve">The data confirms Option A’s premise that withdrawal produces a genuine signal rather than noise: median inactivity is</w:t>
+      </w:r>
+      <w:r>
+        <w:t xml:space="preserve"> </w:t>
+      </w:r>
+      <w:r>
+        <w:rPr>
+          <w:b/>
+          <w:bCs/>
+        </w:rPr>
+        <w:t xml:space="preserve">11 days for not-at-risk, 116 for Fail, and 233 for Withdrawn</w:t>
+      </w:r>
+      <w:r>
+        <w:t xml:space="preserve">, while median total clicks fall from</w:t>
+      </w:r>
+      <w:r>
+        <w:t xml:space="preserve"> </w:t>
+      </w:r>
+      <w:r>
+        <w:rPr>
+          <w:b/>
+          <w:bCs/>
+        </w:rPr>
+        <w:t xml:space="preserve">1,425 (not-at-risk) to 89 (Withdrawn)</w:t>
+      </w:r>
+      <w:r>
+        <w:t xml:space="preserve">. The activity collapse of withdrawing students is exactly what makes early detection feasible.</w:t>
+      </w:r>
+    </w:p>
+    <w:p>
+      <w:pPr>
+        <w:pStyle w:val="CaptionedFigure"/>
+      </w:pPr>
+      <w:r>
+        <w:drawing>
+          <wp:inline>
+            <wp:extent cx="5334000" cy="2298192"/>
+            <wp:effectExtent b="0" l="0" r="0" t="0"/>
+            <wp:docPr descr="Withdrawn students: the activity-decay signal" title="" id="64" name="Picture"/>
+            <a:graphic>
+              <a:graphicData uri="http://schemas.openxmlformats.org/drawingml/2006/picture">
+                <pic:pic>
+                  <pic:nvPicPr>
+                    <pic:cNvPr descr="figures/withdrawn_activity_decay.png" id="65" name="Picture"/>
+                    <pic:cNvPicPr>
+                      <a:picLocks noChangeArrowheads="1" noChangeAspect="1"/>
+                    </pic:cNvPicPr>
+                  </pic:nvPicPr>
+                  <pic:blipFill>
+                    <a:blip r:embed="rId63"/>
+                    <a:stretch>
+                      <a:fillRect/>
+                    </a:stretch>
+                  </pic:blipFill>
+                  <pic:spPr bwMode="auto">
+                    <a:xfrm>
+                      <a:off x="0" y="0"/>
+                      <a:ext cx="5334000" cy="2298192"/>
+                    </a:xfrm>
+                    <a:prstGeom prst="rect">
+                      <a:avLst/>
+                    </a:prstGeom>
+                    <a:noFill/>
+                    <a:ln w="9525">
+                      <a:noFill/>
+                      <a:headEnd/>
+                      <a:tailEnd/>
+                    </a:ln>
+                  </pic:spPr>
+                </pic:pic>
+              </a:graphicData>
+            </a:graphic>
+          </wp:inline>
+        </w:drawing>
+      </w:r>
+    </w:p>
     <w:p>
       <w:pPr>
         <w:pStyle w:val="ImageCaption"/>
       </w:pPr>
       <w:r>
-        <w:t xml:space="preserve">Time-aware behaviour by class across checkpoints</w:t>
-      </w:r>
-    </w:p>
-    <w:bookmarkEnd w:id="45"/>
-    <w:bookmarkStart w:id="46" w:name="key-findings-and-hypotheses"/>
+        <w:t xml:space="preserve">Withdrawn students: the activity-decay signal</w:t>
+      </w:r>
+    </w:p>
+    <w:bookmarkEnd w:id="66"/>
+    <w:bookmarkStart w:id="67" w:name="findings-and-implications-for-modelling"/>
     <w:p>
       <w:pPr>
         <w:pStyle w:val="Heading3"/>
       </w:pPr>
       <w:r>
-        <w:t xml:space="preserve">4.6 Key findings and hypotheses</w:t>
+        <w:t xml:space="preserve">4.8 Findings and implications for modelling</w:t>
       </w:r>
     </w:p>
     <w:p>
@@ -2892,42 +3721,13 @@
           <w:b/>
           <w:bCs/>
         </w:rPr>
-        <w:t xml:space="preserve">F1 (RQ1) — early signal exists.</w:t>
-      </w:r>
-      <w:r>
-        <w:t xml:space="preserve"> </w:t>
-      </w:r>
-      <w:r>
-        <w:t xml:space="preserve">Engagement separates the classes from</w:t>
-      </w:r>
-      <w:r>
-        <w:t xml:space="preserve"> </w:t>
-      </w:r>
-      <w:r>
-        <w:rPr>
-          <w:b/>
-          <w:bCs/>
-        </w:rPr>
-        <w:t xml:space="preserve">t=10–20%</w:t>
-      </w:r>
-      <w:r>
-        <w:t xml:space="preserve"> </w:t>
-      </w:r>
-      <w:r>
-        <w:t xml:space="preserve">and the score signal is largely established by</w:t>
-      </w:r>
-      <w:r>
-        <w:t xml:space="preserve"> </w:t>
-      </w:r>
-      <w:r>
-        <w:rPr>
-          <w:b/>
-          <w:bCs/>
-        </w:rPr>
-        <w:t xml:space="preserve">t≈40%</w:t>
-      </w:r>
-      <w:r>
-        <w:t xml:space="preserve">, supporting reliable early prediction around 40–60% (consistent with Adnan et al. [1]).</w:t>
+        <w:t xml:space="preserve">F1 (RQ1) — early, growing signal.</w:t>
+      </w:r>
+      <w:r>
+        <w:t xml:space="preserve"> </w:t>
+      </w:r>
+      <w:r>
+        <w:t xml:space="preserve">Behavioural/performance features separate the classes from t = 10–20% and strengthen monotonically; 40–60% is a robust, actionable window (consistent with Adnan et al. [1]).</w:t>
       </w:r>
     </w:p>
     <w:p>
@@ -2943,19 +3743,13 @@
           <w:b/>
           <w:bCs/>
         </w:rPr>
-        <w:t xml:space="preserve">F2 (RQ1/RQ2) — behaviour &gt; demographics.</w:t>
-      </w:r>
-      <w:r>
-        <w:t xml:space="preserve"> </w:t>
-      </w:r>
-      <w:r>
-        <w:rPr>
-          <w:rStyle w:val="VerbatimChar"/>
-        </w:rPr>
-        <w:t xml:space="preserve">days_since_last_activity</w:t>
-      </w:r>
-      <w:r>
-        <w:t xml:space="preserve">, assessment submission, and accumulated score are the top discriminators while demographics are weak, matching Tomasevic et al. [2]; this guides feature emphasis and sets expectations for which features SHAP/LIME should rank highly (RQ2).</w:t>
+        <w:t xml:space="preserve">F2 (RQ1/RQ2) — behaviour ≫ demographics.</w:t>
+      </w:r>
+      <w:r>
+        <w:t xml:space="preserve"> </w:t>
+      </w:r>
+      <w:r>
+        <w:t xml:space="preserve">Engagement/performance reach d &gt; 2 while demographic association stays small (Cramér’s V ≤ 0.15), reproducing Tomasevic et al. [2]; SHAP/LIME are expected to rank behavioural features highest.</w:t>
       </w:r>
     </w:p>
     <w:p>
@@ -2977,7 +3771,7 @@
         <w:t xml:space="preserve"> </w:t>
       </w:r>
       <w:r>
-        <w:t xml:space="preserve">At 52.8% at-risk, aggressive resampling may yield only modest gains; RQ3 will compare none/class-weight/SMOTE/ADASYN against this baseline using PR-AUC/recall.</w:t>
+        <w:t xml:space="preserve">At 52.8% at-risk, resampling may add little; RQ3 quantifies SMOTE/ADASYN/class-weight against this baseline using PR-AUC/recall.</w:t>
       </w:r>
     </w:p>
     <w:p>
@@ -2993,34 +3787,35 @@
           <w:b/>
           <w:bCs/>
         </w:rPr>
-        <w:t xml:space="preserve">F4 (RQ2) — correlated engagement features.</w:t>
-      </w:r>
-      <w:r>
-        <w:t xml:space="preserve"> </w:t>
-      </w:r>
-      <w:r>
-        <w:t xml:space="preserve">Highly correlated engagement features (e.g.,</w:t>
-      </w:r>
-      <w:r>
-        <w:t xml:space="preserve"> </w:t>
-      </w:r>
-      <w:r>
-        <w:rPr>
-          <w:rStyle w:val="VerbatimChar"/>
-        </w:rPr>
-        <w:t xml:space="preserve">total_clicks</w:t>
-      </w:r>
-      <w:r>
-        <w:t xml:space="preserve">–</w:t>
-      </w:r>
-      <w:r>
-        <w:rPr>
-          <w:rStyle w:val="VerbatimChar"/>
-        </w:rPr>
-        <w:t xml:space="preserve">n_days_active</w:t>
-      </w:r>
-      <w:r>
-        <w:t xml:space="preserve">, r=0.84) may make SHAP/LIME distribute importance among them, a factor to watch when measuring explanation stability (RQ2).</w:t>
+        <w:t xml:space="preserve">F4 (RQ2) — correlated features.</w:t>
+      </w:r>
+      <w:r>
+        <w:t xml:space="preserve"> </w:t>
+      </w:r>
+      <w:r>
+        <w:t xml:space="preserve">Multicollinear engagement features may destabilise explanation importance — a factor the stability metric must account for.</w:t>
+      </w:r>
+    </w:p>
+    <w:p>
+      <w:pPr>
+        <w:pStyle w:val="Compact"/>
+        <w:numPr>
+          <w:ilvl w:val="0"/>
+          <w:numId w:val="1002"/>
+        </w:numPr>
+      </w:pPr>
+      <w:r>
+        <w:rPr>
+          <w:b/>
+          <w:bCs/>
+        </w:rPr>
+        <w:t xml:space="preserve">F5 — no leakage.</w:t>
+      </w:r>
+      <w:r>
+        <w:t xml:space="preserve"> </w:t>
+      </w:r>
+      <w:r>
+        <w:t xml:space="preserve">No feature is near-perfectly correlated with the label, and the time-aware cut removes future events; held-out estimates should be trustworthy.</w:t>
       </w:r>
     </w:p>
     <w:p>
@@ -3030,9 +3825,9 @@
         </w:pict>
       </w:r>
     </w:p>
-    <w:bookmarkEnd w:id="46"/>
-    <w:bookmarkEnd w:id="47"/>
-    <w:bookmarkStart w:id="48" w:name="references"/>
+    <w:bookmarkEnd w:id="67"/>
+    <w:bookmarkEnd w:id="68"/>
+    <w:bookmarkStart w:id="69" w:name="references"/>
     <w:p>
       <w:pPr>
         <w:pStyle w:val="Heading2"/>
@@ -3196,8 +3991,8 @@
         <w:t xml:space="preserve">, 2002.</w:t>
       </w:r>
     </w:p>
-    <w:bookmarkEnd w:id="48"/>
-    <w:bookmarkEnd w:id="49"/>
+    <w:bookmarkEnd w:id="69"/>
+    <w:bookmarkEnd w:id="70"/>
     <w:sectPr>
       <w:footnotePr>
         <w:numRestart w:val="eachSect"/>

--- a/reports/Report2_DataTasks_EN.docx
+++ b/reports/Report2_DataTasks_EN.docx
@@ -3957,7 +3957,7 @@
         <w:t xml:space="preserve">Applied Sciences</w:t>
       </w:r>
       <w:r>
-        <w:t xml:space="preserve">, 2025.</w:t>
+        <w:t xml:space="preserve">, vol. 15, no. 3, art. 1239, 2025.</w:t>
       </w:r>
     </w:p>
     <w:p>
